--- a/acts-sermons/docx/66_2028-01-16_의와절제와장차오는심판_행24장1-27절.docx
+++ b/acts-sermons/docx/66_2028-01-16_의와절제와장차오는심판_행24장1-27절.docx
@@ -330,33 +330,33 @@
           <w:sz w:val="24"/>
           <w:szCs w:val="24"/>
         </w:rPr>
-        <w:t xml:space="preserve">열왕기상 21장에는 거짓 고발로 목숨을 잃은 사람, 나봇이 나옵니다. 아합 왕은 자기 궁 옆에 있는 나봇의 포도원을 갖고 싶어 했습니다. 그러나 나봇은 조상의 유산을 왕에게 줄 수 없다고 거절했습니다. 하나님의 율법이 땅을 함부로 팔지 말라고 했기 때문입니다.</w:t>
-      </w:r>
-    </w:p>
-    <w:p>
-      <w:pPr>
-        <w:spacing w:after="160" w:line="360"/>
-      </w:pPr>
-      <w:r>
-        <w:rPr>
-          <w:rFonts w:ascii="맑은 고딕" w:cs="맑은 고딕" w:eastAsia="맑은 고딕" w:hAnsi="맑은 고딕"/>
-          <w:sz w:val="24"/>
-          <w:szCs w:val="24"/>
-        </w:rPr>
-        <w:t xml:space="preserve">그러자 왕비 이세벨이 왕의 이름으로 편지를 써서 성읍의 장로들에게 보냈습니다. 금식을 선포하고 나봇을 높은 자리에 앉힌 후, 불량자 두 사람을 세워 나봇이 하나님과 왕을 저주하였다고 거짓 증언하게 하라는 것이었습니다. 장로들은 그대로 했고, 나봇은 돌에 맞아 죽었습니다.</w:t>
-      </w:r>
-    </w:p>
-    <w:p>
-      <w:pPr>
-        <w:spacing w:after="160" w:line="360"/>
-      </w:pPr>
-      <w:r>
-        <w:rPr>
-          <w:rFonts w:ascii="맑은 고딕" w:cs="맑은 고딕" w:eastAsia="맑은 고딕" w:hAnsi="맑은 고딕"/>
-          <w:sz w:val="24"/>
-          <w:szCs w:val="24"/>
-        </w:rPr>
-        <w:t xml:space="preserve">세상의 법정은 때로 이렇게 거짓으로 의인을 정죄합니다. 그러나 이야기는 거기서 끝나지 않습니다. 하나님은 엘리야를 보내 아합에게 말씀하셨습니다. 네가 죽이고 또 빼앗았느냐. 하나님은 모든 것을 보고 계셨습니다. 나봇은 이 땅의 법정에서 졌지만 하나님의 법정에서는 의롭다 함을 받았습니다. 바울이 부활과 심판을 말한 이유가 여기 있습니다. 이 땅의 판결이 마지막 판결이 아닙니다.</w:t>
+        <w:t xml:space="preserve">거짓 고발로 정죄를 받은 가장 대표적인 분은 우리 주 예수님이십니다. 대제사장들과 온 공회는 예수님을 죽이려고 증거를 찾았습니다. 마가복음 14장은 예수를 쳐서 거짓 증언하는 자가 많았으나 그 증언이 서로 일치하지 못했다고 기록합니다. 그럼에도 그들은 예수님을 사형에 해당하는 자로 정죄했고, 빌라도는 무리의 요구에 굴복하여 십자가에 못 박도록 넘겨주었습니다.</w:t>
+      </w:r>
+    </w:p>
+    <w:p>
+      <w:pPr>
+        <w:spacing w:after="160" w:line="360"/>
+      </w:pPr>
+      <w:r>
+        <w:rPr>
+          <w:rFonts w:ascii="맑은 고딕" w:cs="맑은 고딕" w:eastAsia="맑은 고딕" w:hAnsi="맑은 고딕"/>
+          <w:sz w:val="24"/>
+          <w:szCs w:val="24"/>
+        </w:rPr>
+        <w:t xml:space="preserve">세상의 법정이 완전히 이긴 것처럼 보였습니다. 그러나 요한복음 19장 30절은 십자가 위의 마지막 순간을 이렇게 기록합니다. “예수께서 신 포도주를 받으신 후에 이르시되 다 이루었다 하시고 머리를 숙이니 영혼이 떠나가시니라.” 그것은 패배자의 탄식이 아니었습니다. 하나님께서 맡기신 구원의 일을 다 이루셨다는 승리의 선언이었습니다.</w:t>
+      </w:r>
+    </w:p>
+    <w:p>
+      <w:pPr>
+        <w:spacing w:after="160" w:line="360"/>
+      </w:pPr>
+      <w:r>
+        <w:rPr>
+          <w:rFonts w:ascii="맑은 고딕" w:cs="맑은 고딕" w:eastAsia="맑은 고딕" w:hAnsi="맑은 고딕"/>
+          <w:sz w:val="24"/>
+          <w:szCs w:val="24"/>
+        </w:rPr>
+        <w:t xml:space="preserve">그리고 사흘 후 하나님은 예수님을 죽은 자 가운데서 살리셨습니다. 사람의 법정이 내린 판결을 하나님께서 부활로 뒤집으신 것입니다. 이것이 바울이 벨릭스 앞에서 의인과 악인의 부활을 담대하게 고백한 이유입니다. 거짓 고발이 우리를 정죄할 수는 있습니다. 그러나 이 땅의 판결이 마지막 판결이 아닙니다. 마지막 판결은 부활의 주님께서 내리십니다.</w:t>
       </w:r>
     </w:p>
     <w:p>

--- a/acts-sermons/docx/66_2028-01-16_의와절제와장차오는심판_행24장1-27절.docx
+++ b/acts-sermons/docx/66_2028-01-16_의와절제와장차오는심판_행24장1-27절.docx
@@ -622,6 +622,19 @@
           <w:sz w:val="24"/>
           <w:szCs w:val="24"/>
         </w:rPr>
+        <w:t xml:space="preserve">바울이 강론한 순서도 눈여겨보십시오. 의에서 시작하여 절제를 거쳐 심판으로 나아갑니다. 하나님의 기준을 먼저 보여 주고, 그 기준에 미치지 못하는 사람의 삶을 비추고, 그 결과를 정직하게 말합니다. 웨스트민스터 소요리문답도 사람이 죄와 비참의 상태에 떨어졌음을 먼저 가르치고, 그 다음에 택한 백성의 유일한 구속자이신 그리스도를 소개합니다. 죄를 알 때 구원자가 보입니다.</w:t>
+      </w:r>
+    </w:p>
+    <w:p>
+      <w:pPr>
+        <w:spacing w:after="160" w:line="360"/>
+      </w:pPr>
+      <w:r>
+        <w:rPr>
+          <w:rFonts w:ascii="맑은 고딕" w:cs="맑은 고딕" w:eastAsia="맑은 고딕" w:hAnsi="맑은 고딕"/>
+          <w:sz w:val="24"/>
+          <w:szCs w:val="24"/>
+        </w:rPr>
         <w:t xml:space="preserve">바울은 그리스도 예수 믿는 도를 전하면서 이 세 가지를 말했습니다. 이것은 도덕 강의가 아닙니다. 사람이 자기 힘으로 의와 절제를 이룰 수 없기에, 심판 아래 있는 죄인에게 그리스도가 필요하다는 복음입니다. 죄와 심판을 말하지 않는 복음은 복음이 아닙니다. 병을 말하지 않는 의사는 약을 줄 수 없습니다. 바울의 말씀 앞에서 로마 총독이 두려워 떨었습니다. 진리가 그의 양심을 찔렀기 때문입니다. 갇힌 사람은 바울이었지만, 실제로 떨고 있는 사람은 벨릭스였습니다.</w:t>
       </w:r>
     </w:p>
@@ -828,6 +841,19 @@
           <w:szCs w:val="24"/>
         </w:rPr>
         <w:t xml:space="preserve">말씀 앞에서 두려움이 생긴다면 그것은 은혜의 시작입니다. 그 두려움을 피하지 말고 십자가로 가져가십시오. 그리스도는 우리의 불의를 대신 담당하시고 우리에게 그분의 의를 입혀 주셨습니다. 그리고 성령께서 우리에게 절제의 열매를 맺게 하십니다.</w:t>
+      </w:r>
+    </w:p>
+    <w:p>
+      <w:pPr>
+        <w:spacing w:after="160" w:line="360"/>
+      </w:pPr>
+      <w:r>
+        <w:rPr>
+          <w:rFonts w:ascii="맑은 고딕" w:cs="맑은 고딕" w:eastAsia="맑은 고딕" w:hAnsi="맑은 고딕"/>
+          <w:sz w:val="24"/>
+          <w:szCs w:val="24"/>
+        </w:rPr>
+        <w:t xml:space="preserve">또한 이 말씀을 전하는 일에도 용기를 내십시오. 바울은 갇힌 몸으로 총독 앞에서도 진리를 굽히지 않았습니다. 우리도 가족과 친구에게 복음을 전할 때, 듣기 좋은 말만 골라 하지 말고 사랑 안에서 죄와 은혜를 함께 말하십시오. 정직한 사랑이 결국 영혼을 살립니다.</w:t>
       </w:r>
     </w:p>
     <w:p>
@@ -957,6 +983,19 @@
     </w:p>
     <w:p>
       <w:pPr>
+        <w:spacing w:after="160" w:line="360"/>
+      </w:pPr>
+      <w:r>
+        <w:rPr>
+          <w:rFonts w:ascii="맑은 고딕" w:cs="맑은 고딕" w:eastAsia="맑은 고딕" w:hAnsi="맑은 고딕"/>
+          <w:sz w:val="24"/>
+          <w:szCs w:val="24"/>
+        </w:rPr>
+        <w:t xml:space="preserve">여기서 우리는 복음의 부르심과 성령의 역사를 함께 보아야 합니다. 개혁주의 신앙은 사람이 스스로의 힘으로 하나님께 돌아올 수 없다고 고백합니다. 죄로 죽은 마음을 살리시는 분은 성령이십니다. 그러나 이 진리는 결단을 미뤄도 된다는 핑계가 될 수 없습니다. 오히려 성령께서 말씀으로 마음을 두드리실 때 즉시 응답해야 할 이유가 됩니다. 히브리서 3장은 ‘오늘 너희가 그의 음성을 듣거든 너희 마음을 완고하게 하지 말라’고 경고합니다.</w:t>
+      </w:r>
+    </w:p>
+    <w:p>
+      <w:pPr>
         <w:spacing w:after="80"/>
       </w:pPr>
       <w:r>
@@ -1158,6 +1197,19 @@
           <w:szCs w:val="24"/>
         </w:rPr>
         <w:t xml:space="preserve">말씀 앞에서 찔림이 있다면 오늘 순종하십시오. 오늘 회개하고, 오늘 전화하고, 오늘 결단하십시오. 성령께서 마음을 두드리시는 그 순간이 가장 은혜로운 때입니다.</w:t>
+      </w:r>
+    </w:p>
+    <w:p>
+      <w:pPr>
+        <w:spacing w:after="160" w:line="360"/>
+      </w:pPr>
+      <w:r>
+        <w:rPr>
+          <w:rFonts w:ascii="맑은 고딕" w:cs="맑은 고딕" w:eastAsia="맑은 고딕" w:hAnsi="맑은 고딕"/>
+          <w:sz w:val="24"/>
+          <w:szCs w:val="24"/>
+        </w:rPr>
+        <w:t xml:space="preserve">가정에서도 미루어 온 일이 있다면 이번 주에 시작하십시오. 오래 마음만 먹고 시작하지 못한 가정예배가 있다면, 이번 주에 단 십 분이라도 온 가족이 함께 말씀을 읽고 기도하십시오. 내일로 미룬 순종은 대개 오지 않습니다. 오늘 시작한 작은 순종이 내일의 은혜를 엽니다.</w:t>
       </w:r>
     </w:p>
     <w:p>

--- a/acts-sermons/docx/66_2028-01-16_의와절제와장차오는심판_행24장1-27절.docx
+++ b/acts-sermons/docx/66_2028-01-16_의와절제와장차오는심판_행24장1-27절.docx
@@ -81,7 +81,7 @@
           <w:sz w:val="24"/>
           <w:szCs w:val="24"/>
         </w:rPr>
-        <w:t xml:space="preserve">24:5 우리가 보니 이 사람은 전염병 같은 자라 천하에 퍼진 유대인을 다 소요하게 하는 자요 나사렛 이단의 우두머리라 … 24:14 그러나 이것을 당신께 고백하리이다 나는 그들이 이단이라 하는 도를 따라 조상의 하나님을 섬기고 율법과 선지자들의 글에 기록된 것을 다 믿으며 24:15 그들이 기다리는 바 하나님께 향한 소망을 나도 가졌으니 곧 의인과 악인의 부활이 있으리라 함이니이다 24:16 이것을 인하여 나도 하나님과 사람에 대하여 항상 양심에 거리낌이 없기를 힘쓰나이다 … 24:25 바울이 의와 절제와 장차 오는 심판을 강론하니 벨릭스가 두려워하여 대답하되 지금은 가라 내가 틈이 있으면 너를 부르리라 하고 … 24:27 이태가 지난 후 보르기오 베스도가 벨릭스의 직임을 이어받으니 벨릭스가 유대 마음을 얻고자 하여 바울을 구류하여 두니라 (사도행전 24:1-27, 개역개정)</w:t>
+        <w:t xml:space="preserve">24:5 우리가 보니 이 사람은 전염병 같은 자라 천하에 퍼진 유대인을 다 소요하게 하는 자요 나사렛 이단의 우두머리라 … 24:14 그러나 이것을 당신께 고백하리이다 나는 그들이 이단이라 하는 도를 따라 조상의 하나님을 섬기고 율법과 선지자들의 글에 기록된 것을 다 믿으며 24:15 그들이 기다리는 바 하나님께 향한 소망을 나도 가졌으니 곧 의인과 악인의 부활이 있으리라 함이니이다 24:16 이것을 인하여 나도 하나님과 사람에 대하여 항상 양심에 거리낌이 없기를 힘쓰나이다 … 24:25 바울이 의와 절제와 장차 오는 심판을 강론하니 벨릭스가 두려워하여 대답하되 지금은 가라 내가 틈이 있으면 너를 부르리라 하고 … 24:27 이태가 지난 후 보르기오 베스도가 벨릭스의 직임을 이어받으니 벨릭스가 유대인의 마음을 얻고자 하여 바울을 구류하여 두니라 (사도행전 24:1-27, 개역개정)</w:t>
       </w:r>
     </w:p>
     <w:p>
